--- a/Individual project/LO-05/Professional Standard/ProjectPlan_TrustPartner.docx
+++ b/Individual project/LO-05/Professional Standard/ProjectPlan_TrustPartner.docx
@@ -233,7 +233,7 @@
           <w:sz w:val="26"/>
           <w:szCs w:val="26"/>
         </w:rPr>
-        <w:t>2026-03-19</w:t>
+        <w:t>2026-04-14</w:t>
       </w:r>
       <w:r>
         <w:rPr>
@@ -2028,6 +2028,50 @@
                 <w:sz w:val="20"/>
               </w:rPr>
               <w:t>Test plan</w:t>
+            </w:r>
+          </w:p>
+        </w:tc>
+        <w:tc>
+          <w:tcPr>
+            <w:tcW w:w="4820" w:type="dxa"/>
+          </w:tcPr>
+          <w:p>
+            <w:pPr>
+              <w:pStyle w:val="Tabelbody"/>
+              <w:spacing w:after="0"/>
+              <w:rPr>
+                <w:sz w:val="20"/>
+              </w:rPr>
+            </w:pPr>
+          </w:p>
+        </w:tc>
+      </w:tr>
+      <w:tr>
+        <w:trPr>
+          <w:cantSplit/>
+          <w:trHeight w:val="340"/>
+        </w:trPr>
+        <w:tc>
+          <w:tcPr>
+            <w:tcW w:w="4536" w:type="dxa"/>
+          </w:tcPr>
+          <w:p>
+            <w:pPr>
+              <w:pStyle w:val="Tabelbody"/>
+              <w:numPr>
+                <w:ilvl w:val="0"/>
+                <w:numId w:val="5"/>
+              </w:numPr>
+              <w:spacing w:after="0"/>
+              <w:rPr>
+                <w:sz w:val="20"/>
+              </w:rPr>
+            </w:pPr>
+            <w:r>
+              <w:rPr>
+                <w:sz w:val="20"/>
+              </w:rPr>
+              <w:t>Test report</w:t>
             </w:r>
           </w:p>
         </w:tc>
@@ -2575,6 +2619,9 @@
         <w:t xml:space="preserve"> to build Car-as-a-service (CaaS) platform</w:t>
       </w:r>
       <w:r>
+        <w:t xml:space="preserve"> using industry standard approach</w:t>
+      </w:r>
+      <w:r>
         <w:t>.</w:t>
       </w:r>
     </w:p>
@@ -2599,7 +2646,7 @@
           <w:b/>
           <w:bCs w:val="0"/>
         </w:rPr>
-        <w:t>Competitive business model</w:t>
+        <w:t>Suitable IT solution</w:t>
       </w:r>
     </w:p>
     <w:p>
@@ -2624,25 +2671,19 @@
         <w:rPr>
           <w:rFonts w:cs="Arial"/>
         </w:rPr>
-        <w:t xml:space="preserve"> How</w:t>
+        <w:t xml:space="preserve"> </w:t>
       </w:r>
       <w:r>
         <w:rPr>
           <w:rFonts w:cs="Arial"/>
         </w:rPr>
-        <w:t xml:space="preserve"> do emerging mobility services (e.g. car</w:t>
-      </w:r>
-      <w:r>
-        <w:rPr>
-          <w:rFonts w:ascii="Cambria Math" w:hAnsi="Cambria Math" w:cs="Cambria Math"/>
-        </w:rPr>
-        <w:t>‑</w:t>
+        <w:t>What type of IT solution would cover the project’s need</w:t>
       </w:r>
       <w:r>
         <w:rPr>
           <w:rFonts w:cs="Arial"/>
         </w:rPr>
-        <w:t>sharing, subscriptions) affect demand for traditional car rental in Dutch urban areas?</w:t>
+        <w:t>?</w:t>
       </w:r>
     </w:p>
     <w:p>
@@ -2667,7 +2708,19 @@
         <w:rPr>
           <w:rFonts w:cs="Arial"/>
         </w:rPr>
-        <w:t>How does the Dutch rental services adapt to the changing environmental regulations?</w:t>
+        <w:t xml:space="preserve"> </w:t>
+      </w:r>
+      <w:r>
+        <w:rPr>
+          <w:rFonts w:cs="Arial"/>
+        </w:rPr>
+        <w:t>Which technologies are a good choice to go for</w:t>
+      </w:r>
+      <w:r>
+        <w:rPr>
+          <w:rFonts w:cs="Arial"/>
+        </w:rPr>
+        <w:t>?</w:t>
       </w:r>
     </w:p>
     <w:p>
@@ -2689,7 +2742,7 @@
           <w:b/>
           <w:bCs w:val="0"/>
         </w:rPr>
-        <w:t>Market demand</w:t>
+        <w:t>Renting service</w:t>
       </w:r>
     </w:p>
     <w:p>
@@ -2707,29 +2760,7 @@
         <w:ind w:left="1560" w:hanging="709"/>
       </w:pPr>
       <w:r>
-        <w:t>What are the main decisions behind a typical rental (tourism, urban needs…).</w:t>
-      </w:r>
-    </w:p>
-    <w:p>
-      <w:pPr>
-        <w:pStyle w:val="Heading3"/>
-        <w:tabs>
-          <w:tab w:val="clear" w:pos="709"/>
-          <w:tab w:val="num" w:pos="1276"/>
-        </w:tabs>
-        <w:spacing w:line="360" w:lineRule="auto"/>
-        <w:ind w:left="709" w:firstLine="0"/>
-        <w:rPr>
-          <w:b/>
-          <w:bCs w:val="0"/>
-        </w:rPr>
-      </w:pPr>
-      <w:r>
-        <w:rPr>
-          <w:b/>
-          <w:bCs w:val="0"/>
-        </w:rPr>
-        <w:t>Service quality &amp; trust</w:t>
+        <w:t>How could a renting service be integrated into a car rental service.</w:t>
       </w:r>
     </w:p>
     <w:p>
@@ -2741,6 +2772,55 @@
         </w:numPr>
         <w:tabs>
           <w:tab w:val="clear" w:pos="1942"/>
+          <w:tab w:val="num" w:pos="1701"/>
+        </w:tabs>
+        <w:spacing w:line="360" w:lineRule="auto"/>
+        <w:ind w:left="1560" w:hanging="709"/>
+      </w:pPr>
+      <w:r>
+        <w:t xml:space="preserve">How would multiple requests </w:t>
+      </w:r>
+      <w:r>
+        <w:t xml:space="preserve">be </w:t>
+      </w:r>
+      <w:r>
+        <w:t xml:space="preserve">handled </w:t>
+      </w:r>
+      <w:r>
+        <w:t>simultaneously without causing system crash.</w:t>
+      </w:r>
+    </w:p>
+    <w:p>
+      <w:pPr>
+        <w:pStyle w:val="Heading3"/>
+        <w:tabs>
+          <w:tab w:val="clear" w:pos="709"/>
+          <w:tab w:val="num" w:pos="1276"/>
+        </w:tabs>
+        <w:spacing w:line="360" w:lineRule="auto"/>
+        <w:ind w:left="709" w:firstLine="0"/>
+        <w:rPr>
+          <w:b/>
+          <w:bCs w:val="0"/>
+        </w:rPr>
+      </w:pPr>
+      <w:r>
+        <w:rPr>
+          <w:b/>
+          <w:bCs w:val="0"/>
+        </w:rPr>
+        <w:t>Service quality &amp; trust</w:t>
+      </w:r>
+    </w:p>
+    <w:p>
+      <w:pPr>
+        <w:pStyle w:val="ListParagraph"/>
+        <w:numPr>
+          <w:ilvl w:val="3"/>
+          <w:numId w:val="4"/>
+        </w:numPr>
+        <w:tabs>
+          <w:tab w:val="clear" w:pos="1942"/>
           <w:tab w:val="left" w:pos="1560"/>
         </w:tabs>
         <w:spacing w:line="360" w:lineRule="auto"/>
@@ -2748,25 +2828,10 @@
         <w:jc w:val="both"/>
       </w:pPr>
       <w:r>
-        <w:t>Which aspects of service quality (</w:t>
-      </w:r>
-      <w:r>
-        <w:t xml:space="preserve">e.g. transparency of fees, vehicle condition, staff </w:t>
-      </w:r>
-      <w:r>
-        <w:t xml:space="preserve">                                                                                  </w:t>
-      </w:r>
-      <w:r>
-        <w:t>behaviour, digital usability</w:t>
-      </w:r>
-      <w:r>
-        <w:t>) affect the most customer</w:t>
-      </w:r>
-      <w:r>
-        <w:t>’s</w:t>
-      </w:r>
-      <w:r>
-        <w:t xml:space="preserve"> satisfaction.</w:t>
+        <w:t>How could an feedback system be integrated, so that users could leave reviews</w:t>
+      </w:r>
+      <w:r>
+        <w:t>.</w:t>
       </w:r>
     </w:p>
     <w:p>
@@ -2812,7 +2877,6 @@
         <w:spacing w:line="360" w:lineRule="auto"/>
         <w:ind w:left="709"/>
         <w:jc w:val="both"/>
-        <w:outlineLvl w:val="2"/>
       </w:pPr>
     </w:p>
     <w:p>
@@ -2827,6 +2891,9 @@
       <w:bookmarkStart w:id="19" w:name="_Toc89965978"/>
       <w:r>
         <w:lastRenderedPageBreak/>
+        <w:t xml:space="preserve">Development </w:t>
+      </w:r>
+      <w:r>
         <w:t>Approach and Planning</w:t>
       </w:r>
       <w:bookmarkEnd w:id="19"/>
@@ -2842,12 +2909,12 @@
       </w:pPr>
       <w:bookmarkStart w:id="20" w:name="_Toc89965979"/>
       <w:r>
-        <w:t>A</w:t>
-      </w:r>
-      <w:r>
-        <w:t>pproach</w:t>
+        <w:t xml:space="preserve">Development </w:t>
       </w:r>
       <w:bookmarkEnd w:id="20"/>
+      <w:r>
+        <w:t>methodology</w:t>
+      </w:r>
     </w:p>
     <w:p>
       <w:pPr>
@@ -3006,7 +3073,51 @@
         <w:t xml:space="preserve">: </w:t>
       </w:r>
       <w:r>
-        <w:t>I will use this method to conduct my general research on the topic of car rental uprising services, market growth, EU regulations, etc.</w:t>
+        <w:t xml:space="preserve">Doing </w:t>
+      </w:r>
+      <w:r>
+        <w:t>research</w:t>
+      </w:r>
+      <w:r>
+        <w:t xml:space="preserve"> on </w:t>
+      </w:r>
+      <w:r>
+        <w:t>available software solutions, suitable technologies…</w:t>
+      </w:r>
+    </w:p>
+    <w:p>
+      <w:pPr>
+        <w:spacing w:line="360" w:lineRule="auto"/>
+        <w:ind w:left="851"/>
+      </w:pPr>
+      <w:r>
+        <w:rPr>
+          <w:b/>
+          <w:bCs/>
+        </w:rPr>
+        <w:t>Peer Review</w:t>
+      </w:r>
+      <w:r>
+        <w:rPr>
+          <w:b/>
+          <w:bCs/>
+        </w:rPr>
+        <w:t xml:space="preserve">: </w:t>
+      </w:r>
+      <w:r>
+        <w:t xml:space="preserve">Asking for </w:t>
+      </w:r>
+      <w:r>
+        <w:t>feedback</w:t>
+      </w:r>
+      <w:r>
+        <w:t xml:space="preserve"> from coaches, co-student, seeking validation on different</w:t>
+      </w:r>
+      <w:r>
+        <w:t xml:space="preserve"> </w:t>
+      </w:r>
+      <w:r>
+        <w:t>functionalities.</w:t>
       </w:r>
     </w:p>
     <w:p>
@@ -3019,7 +3130,7 @@
           <w:b/>
           <w:bCs/>
         </w:rPr>
-        <w:t>Survey</w:t>
+        <w:t>Prototyping</w:t>
       </w:r>
       <w:r>
         <w:rPr>
@@ -3029,13 +3140,7 @@
         <w:t xml:space="preserve">: </w:t>
       </w:r>
       <w:r>
-        <w:t>Collecting relevant information</w:t>
-      </w:r>
-      <w:r>
-        <w:t xml:space="preserve"> about user interests, when do </w:t>
-      </w:r>
-      <w:r>
-        <w:t>customers tend to rent a vehicle, occasions?</w:t>
+        <w:t>Wireframing for presenting the concept, catching up with expectations early.</w:t>
       </w:r>
     </w:p>
     <w:p>
@@ -3048,7 +3153,7 @@
           <w:b/>
           <w:bCs/>
         </w:rPr>
-        <w:t>Peer Review</w:t>
+        <w:t>Proof of Concept</w:t>
       </w:r>
       <w:r>
         <w:rPr>
@@ -3058,89 +3163,44 @@
         <w:t xml:space="preserve">: </w:t>
       </w:r>
       <w:r>
-        <w:t xml:space="preserve">Asking for </w:t>
-      </w:r>
-      <w:r>
-        <w:t>feedback</w:t>
-      </w:r>
-      <w:r>
-        <w:t xml:space="preserve"> from coaches, co-student, seeking validation on different functionalities.</w:t>
+        <w:t>Presenting an MVP for idea validation.</w:t>
       </w:r>
     </w:p>
     <w:p>
       <w:pPr>
         <w:spacing w:line="360" w:lineRule="auto"/>
         <w:ind w:left="993" w:hanging="142"/>
-      </w:pPr>
-      <w:r>
         <w:rPr>
           <w:b/>
           <w:bCs/>
         </w:rPr>
-        <w:t>Prototyping</w:t>
-      </w:r>
+      </w:pPr>
       <w:r>
         <w:rPr>
           <w:b/>
           <w:bCs/>
         </w:rPr>
-        <w:t xml:space="preserve">: </w:t>
-      </w:r>
-      <w:r>
-        <w:t>Wireframing for presenting the concept, catching up with expectations early.</w:t>
-      </w:r>
-    </w:p>
-    <w:p>
-      <w:pPr>
-        <w:spacing w:line="360" w:lineRule="auto"/>
-        <w:ind w:left="993" w:hanging="142"/>
-      </w:pPr>
+        <w:t>Comparison</w:t>
+      </w:r>
       <w:r>
         <w:rPr>
           <w:b/>
           <w:bCs/>
         </w:rPr>
-        <w:t>Proof of Concept</w:t>
+        <w:t>:</w:t>
       </w:r>
       <w:r>
         <w:rPr>
           <w:b/>
           <w:bCs/>
         </w:rPr>
-        <w:t xml:space="preserve">: </w:t>
-      </w:r>
-      <w:r>
-        <w:t>Presenting an MVP for idea validation.</w:t>
-      </w:r>
-    </w:p>
-    <w:p>
-      <w:pPr>
-        <w:spacing w:line="360" w:lineRule="auto"/>
-        <w:ind w:left="993" w:hanging="142"/>
-        <w:rPr>
-          <w:b/>
-          <w:bCs/>
-        </w:rPr>
-      </w:pPr>
-      <w:r>
-        <w:rPr>
-          <w:b/>
-          <w:bCs/>
-        </w:rPr>
-        <w:t>Comparison Chart</w:t>
-      </w:r>
-      <w:r>
-        <w:rPr>
-          <w:b/>
-          <w:bCs/>
-        </w:rPr>
-        <w:t xml:space="preserve">: </w:t>
-      </w:r>
-      <w:r>
-        <w:t>Ana</w:t>
-      </w:r>
-      <w:r>
-        <w:t>lysing and comparing trends in the market</w:t>
+        <w:t xml:space="preserve"> </w:t>
+      </w:r>
+      <w:r>
+        <w:t>Comparison between</w:t>
+      </w:r>
+      <w:r>
+        <w:t xml:space="preserve"> already existing IT solutions</w:t>
       </w:r>
       <w:r>
         <w:t>.</w:t>
@@ -4122,13 +4182,7 @@
               <w:rPr>
                 <w:sz w:val="20"/>
               </w:rPr>
-              <w:t>O</w:t>
-            </w:r>
-            <w:r>
-              <w:rPr>
-                <w:sz w:val="20"/>
-              </w:rPr>
-              <w:t>ption for users to change timeslot</w:t>
+              <w:t>Option for users to change timeslot</w:t>
             </w:r>
             <w:r>
               <w:rPr>
@@ -9107,9 +9161,12 @@
 </file>
 
 <file path=customXml/item1.xml><?xml version="1.0" encoding="utf-8"?>
-<p:properties xmlns:p="http://schemas.microsoft.com/office/2006/metadata/properties" xmlns:xsi="http://www.w3.org/2001/XMLSchema-instance" xmlns:pc="http://schemas.microsoft.com/office/infopath/2007/PartnerControls">
-  <documentManagement/>
-</p:properties>
+<?mso-contentType ?>
+<FormTemplates xmlns="http://schemas.microsoft.com/sharepoint/v3/contenttype/forms">
+  <Display>DocumentLibraryForm</Display>
+  <Edit>DocumentLibraryForm</Edit>
+  <New>DocumentLibraryForm</New>
+</FormTemplates>
 </file>
 
 <file path=customXml/item2.xml><?xml version="1.0" encoding="utf-8"?>
@@ -9117,12 +9174,9 @@
 </file>
 
 <file path=customXml/item3.xml><?xml version="1.0" encoding="utf-8"?>
-<?mso-contentType ?>
-<FormTemplates xmlns="http://schemas.microsoft.com/sharepoint/v3/contenttype/forms">
-  <Display>DocumentLibraryForm</Display>
-  <Edit>DocumentLibraryForm</Edit>
-  <New>DocumentLibraryForm</New>
-</FormTemplates>
+<p:properties xmlns:p="http://schemas.microsoft.com/office/2006/metadata/properties" xmlns:xsi="http://www.w3.org/2001/XMLSchema-instance" xmlns:pc="http://schemas.microsoft.com/office/infopath/2007/PartnerControls">
+  <documentManagement/>
+</p:properties>
 </file>
 
 <file path=customXml/item4.xml><?xml version="1.0" encoding="utf-8"?>
@@ -9240,10 +9294,9 @@
 </file>
 
 <file path=customXml/itemProps1.xml><?xml version="1.0" encoding="utf-8"?>
-<ds:datastoreItem xmlns:ds="http://schemas.openxmlformats.org/officeDocument/2006/customXml" ds:itemID="{AC94A26D-82EB-45B7-AEA3-129FBDD1FCEB}">
+<ds:datastoreItem xmlns:ds="http://schemas.openxmlformats.org/officeDocument/2006/customXml" ds:itemID="{8D559B33-4825-405B-ACEB-6F229225D325}">
   <ds:schemaRefs>
-    <ds:schemaRef ds:uri="http://schemas.microsoft.com/office/2006/metadata/properties"/>
-    <ds:schemaRef ds:uri="http://schemas.microsoft.com/office/infopath/2007/PartnerControls"/>
+    <ds:schemaRef ds:uri="http://schemas.microsoft.com/sharepoint/v3/contenttype/forms"/>
   </ds:schemaRefs>
 </ds:datastoreItem>
 </file>
@@ -9257,9 +9310,10 @@
 </file>
 
 <file path=customXml/itemProps3.xml><?xml version="1.0" encoding="utf-8"?>
-<ds:datastoreItem xmlns:ds="http://schemas.openxmlformats.org/officeDocument/2006/customXml" ds:itemID="{8D559B33-4825-405B-ACEB-6F229225D325}">
+<ds:datastoreItem xmlns:ds="http://schemas.openxmlformats.org/officeDocument/2006/customXml" ds:itemID="{AC94A26D-82EB-45B7-AEA3-129FBDD1FCEB}">
   <ds:schemaRefs>
-    <ds:schemaRef ds:uri="http://schemas.microsoft.com/sharepoint/v3/contenttype/forms"/>
+    <ds:schemaRef ds:uri="http://schemas.microsoft.com/office/2006/metadata/properties"/>
+    <ds:schemaRef ds:uri="http://schemas.microsoft.com/office/infopath/2007/PartnerControls"/>
   </ds:schemaRefs>
 </ds:datastoreItem>
 </file>
